--- a/worksheets/PF_L04_RecordVault_Worksheet.docx
+++ b/worksheets/PF_L04_RecordVault_Worksheet.docx
@@ -5184,7 +5184,17 @@
                 <w:sz w:val="21"/>
                 <w:szCs w:val="21"/>
               </w:rPr>
-              <w:t xml:space="preserve">a)  State what is meant by a record and what is meant by a field.  </w:t>
+              <w:t xml:space="preserve">a)  </w:t>
+            </w:r>
+            <w:r>
+              <w:rPr>
+                <w:rFonts w:ascii="Arial" w:cs="Arial" w:eastAsia="Arial" w:hAnsi="Arial"/>
+                <w:b/>
+                <w:bCs/>
+                <w:sz w:val="21"/>
+                <w:szCs w:val="21"/>
+              </w:rPr>
+              <w:t xml:space="preserve">State what is meant by a record and what is meant by a field.  </w:t>
             </w:r>
             <w:r>
               <w:rPr>
@@ -5299,7 +5309,17 @@
                 <w:sz w:val="21"/>
                 <w:szCs w:val="21"/>
               </w:rPr>
-              <w:t xml:space="preserve">b)  A table called Seeds has the fields SeedID, Name, Family and PacketsLeft. Write an SQL query that returns the name of every seed with fewer than five packets left.  </w:t>
+              <w:t xml:space="preserve">b)  </w:t>
+            </w:r>
+            <w:r>
+              <w:rPr>
+                <w:rFonts w:ascii="Arial" w:cs="Arial" w:eastAsia="Arial" w:hAnsi="Arial"/>
+                <w:b/>
+                <w:bCs/>
+                <w:sz w:val="21"/>
+                <w:szCs w:val="21"/>
+              </w:rPr>
+              <w:t xml:space="preserve">A table called Seeds has the fields SeedID, Name, Family and PacketsLeft. Write an SQL query that returns the name of every seed with fewer than five packets left.  </w:t>
             </w:r>
             <w:r>
               <w:rPr>
@@ -5451,7 +5471,17 @@
                 <w:sz w:val="21"/>
                 <w:szCs w:val="21"/>
               </w:rPr>
-              <w:t xml:space="preserve">c)  Explain the difference between using AND and using OR in the WHERE line of a query. Use an example of each in your answer.  </w:t>
+              <w:t xml:space="preserve">c)  </w:t>
+            </w:r>
+            <w:r>
+              <w:rPr>
+                <w:rFonts w:ascii="Arial" w:cs="Arial" w:eastAsia="Arial" w:hAnsi="Arial"/>
+                <w:b/>
+                <w:bCs/>
+                <w:sz w:val="21"/>
+                <w:szCs w:val="21"/>
+              </w:rPr>
+              <w:t xml:space="preserve">Explain the difference between using AND and using OR in the WHERE line of a query. Use an example of each in your answer.  </w:t>
             </w:r>
             <w:r>
               <w:rPr>

--- a/worksheets/PF_L04_RecordVault_Worksheet.docx
+++ b/worksheets/PF_L04_RecordVault_Worksheet.docx
@@ -4871,7 +4871,7 @@
                 <w:sz w:val="32"/>
                 <w:szCs w:val="32"/>
               </w:rPr>
-              <w:t xml:space="preserve">______ / 19</w:t>
+              <w:t xml:space="preserve">______ / 23</w:t>
             </w:r>
           </w:p>
         </w:tc>
